--- a/output/docx/es/BUFRCREX_CodeFlag_es_25.docx
+++ b/output/docx/es/BUFRCREX_CodeFlag_es_25.docx
@@ -1580,7 +1580,7 @@
           <w:i/>
           <w:sz w:val="14"/>
         </w:rPr>
-        <w:t>Note 35: El descriptor 0 25 009 ha dejado de utilizarse. Utilícese en su lugar el descriptor 0 25 029.</w:t>
+        <w:t>Note CF35: El descriptor 0 25 009 ha dejado de utilizarse. Utilícese en su lugar el descriptor 0 25 029.</w:t>
       </w:r>
     </w:p>
     <w:p/>
@@ -8053,7 +8053,7 @@
           <w:i/>
           <w:sz w:val="14"/>
         </w:rPr>
-        <w:t>Note 60: Ninguna de las cifras de clave excluye la adición de niveles interpolados a discreción del centro generador.</w:t>
+        <w:t>Note CF60: Ninguna de las cifras de clave excluye la adición de niveles interpolados a discreción del centro generador.</w:t>
       </w:r>
     </w:p>
     <w:p/>
@@ -11264,7 +11264,7 @@
           <w:i/>
           <w:sz w:val="14"/>
         </w:rPr>
-        <w:t>Note 94: Si el método de información originario es el indicado por la cifra de clave 1, se recomienda la siguiente conversión para obtener un valor adecuado de los datos correspondiente al descriptor 0 01 012: Valor comunicado</w:t>
+        <w:t>Note CF94: Si el método de información originario es el indicado por la cifra de clave 1, se recomienda la siguiente conversión para obtener un valor adecuado de los datos correspondiente al descriptor 0 01 012: Valor comunicado</w:t>
       </w:r>
     </w:p>
     <w:p/>
@@ -11618,7 +11618,7 @@
           <w:i/>
           <w:sz w:val="14"/>
         </w:rPr>
-        <w:t>Note 95: Si el método de información originario es el indicado por la cifra de clave 1, se recomienda la siguiente conversión para obtener un valor adecuado de los datos correspondiente al descriptor 0 01 013: Valor comunicado</w:t>
+        <w:t>Note CF95: Si el método de información originario es el indicado por la cifra de clave 1, se recomienda la siguiente conversión para obtener un valor adecuado de los datos correspondiente al descriptor 0 01 013: Valor comunicado</w:t>
       </w:r>
     </w:p>
     <w:p/>
@@ -15583,7 +15583,7 @@
                 <w:b w:val="0"/>
                 <w:sz w:val="16"/>
               </w:rPr>
-              <w:t>Note 37: Faltante para los espectros no direccionales.</w:t>
+              <w:t>Note CF37: DIODE son las siglas de "détermination immédiate d'orbite par DORIS embarqué" (determinación inmediata de órbita mediante DORIS instalado a bordo). Es una de las funciones del instrumento DORIS, que calcula la posición y velocidad del satélite.</w:t>
             </w:r>
           </w:p>
         </w:tc>
@@ -18231,7 +18231,7 @@
           <w:i/>
           <w:sz w:val="14"/>
         </w:rPr>
-        <w:t>Note 5: 0 es satisfactorio, 1 es insatisfactorio</w:t>
+        <w:t>Note CF5: 0 es satisfactorio, 1 es insatisfactorio</w:t>
       </w:r>
     </w:p>
     <w:p/>
@@ -18829,7 +18829,7 @@
           <w:i/>
           <w:sz w:val="14"/>
         </w:rPr>
-        <w:t>Note 5: 0 es satisfactorio, 1 es insatisfactorio</w:t>
+        <w:t>Note CF5: 0 es satisfactorio, 1 es insatisfactorio</w:t>
       </w:r>
     </w:p>
     <w:p/>
@@ -19954,7 +19954,7 @@
           <w:i/>
           <w:sz w:val="14"/>
         </w:rPr>
-        <w:t>Note 5: 0 es satisfactorio, 1 es insatisfactorio</w:t>
+        <w:t>Note CF5: 0 es satisfactorio, 1 es insatisfactorio</w:t>
       </w:r>
     </w:p>
     <w:p/>
@@ -20369,7 +20369,7 @@
           <w:i/>
           <w:sz w:val="14"/>
         </w:rPr>
-        <w:t>Note 5: 0 es satisfactorio, 1 es insatisfactorio</w:t>
+        <w:t>Note CF5: 0 es satisfactorio, 1 es insatisfactorio</w:t>
       </w:r>
     </w:p>
     <w:p/>
@@ -24678,7 +24678,7 @@
                 <w:b w:val="0"/>
                 <w:sz w:val="16"/>
               </w:rPr>
-              <w:t>Note 44: La secuencia 3 09 030 queda relegada por utilización incorrecta del descriptor 0 04 015; en su lugar utilícese la secuencia 3 09 031.</w:t>
+              <w:t>Note CF44: Guía de Instrumentos y Métodos de Observación Meteorológicos.</w:t>
             </w:r>
           </w:p>
         </w:tc>
